--- a/arb/docx/006.content.docx
+++ b/arb/docx/006.content.docx
@@ -4099,6 +4099,59 @@
         <w:rPr>
           <w:lang w:val="ar_AE" w:bidi="ar_AE"/>
         </w:rPr>
+        <w:t>إنجيل الرخاء</w:t>
+      </w:r>
+      <w:r>
+        <w:rPr>
+          <w:lang w:val="ar_AE" w:bidi="ar_AE"/>
+        </w:rPr>
+      </w:r>
+    </w:p>
+    <w:p>
+      <w:pPr>
+        <w:bidi/>
+      </w:pPr>
+      <w:r>
+        <w:rPr>
+          <w:lang w:val="ar_AE" w:bidi="ar_AE"/>
+        </w:rPr>
+      </w:r>
+      <w:r>
+        <w:rPr>
+          <w:lang w:val="ar_AE" w:bidi="ar_AE"/>
+        </w:rPr>
+        <w:t>إنه تعليم يتعارض مع الأخبار السارة عن شخص يسوع. فهو يُعلّم أن الله ينقذ الناس من جميع المشاكل والمعاناة التي على الأرض. كما إنه يُعلّم أن الله يُعطي الغني لكل من يؤمن بيسوع ويضع ثقته به. كذلك فإن إنجيل الرخاء يُنادي بأن المؤمنين بيسوع سيحصلون دائمًا على أكثر مما يحتاجون. كما يُعلّم أنهم سيتمتعون دائمًا بصحة جيدة. وأنهم سيحصلون على كل هذه الأشياء بينما هم أحياء هنا على الأرض. بينما الأخبار السارة الحقيقية عن يسوع لا تُعلّم هذه الأشياء. لكن الحقيقي هو أن يسوع يخلّص الناس من سلطان الخطية، والموت والشر. وإن هذا الخلاص يبدأ بينما الناس أحياء هنا على الأرض. لكنه سيكتمل عندما يعود يسوع ويحكم كملك في الخليقة الجديدة. إن يسوع هو المثال لتلاميذه عن كيف ينبغي أن تُعاش الحياة. فإن مثاله يعلّم المؤمنين كيف يخدمون الآخرين وكيف يواجهون المعاناة.</w:t>
+      </w:r>
+      <w:r>
+        <w:rPr>
+          <w:lang w:val="ar_AE" w:bidi="ar_AE"/>
+        </w:rPr>
+      </w:r>
+      <w:r>
+        <w:rPr>
+          <w:lang w:val="ar_AE" w:bidi="ar_AE"/>
+        </w:rPr>
+      </w:r>
+    </w:p>
+    <w:p>
+      <w:pPr>
+        <w:bidi/>
+      </w:pPr>
+      <w:r>
+        <w:rPr>
+          <w:lang w:val="ar_AE" w:bidi="ar_AE"/>
+        </w:rPr>
+      </w:r>
+    </w:p>
+    <w:p>
+      <w:pPr>
+        <w:pStyle w:val="Heading2"/>
+        <w:bidi/>
+      </w:pPr>
+      <w:r>
+        <w:rPr>
+          <w:lang w:val="ar_AE" w:bidi="ar_AE"/>
+        </w:rPr>
         <w:t>إنجيل (بشارة)</w:t>
       </w:r>
       <w:r>
@@ -4133,59 +4186,6 @@
           <w:lang w:val="ar_AE" w:bidi="ar_AE"/>
         </w:rPr>
         <w:t>)</w:t>
-      </w:r>
-      <w:r>
-        <w:rPr>
-          <w:lang w:val="ar_AE" w:bidi="ar_AE"/>
-        </w:rPr>
-      </w:r>
-      <w:r>
-        <w:rPr>
-          <w:lang w:val="ar_AE" w:bidi="ar_AE"/>
-        </w:rPr>
-      </w:r>
-    </w:p>
-    <w:p>
-      <w:pPr>
-        <w:bidi/>
-      </w:pPr>
-      <w:r>
-        <w:rPr>
-          <w:lang w:val="ar_AE" w:bidi="ar_AE"/>
-        </w:rPr>
-      </w:r>
-    </w:p>
-    <w:p>
-      <w:pPr>
-        <w:pStyle w:val="Heading2"/>
-        <w:bidi/>
-      </w:pPr>
-      <w:r>
-        <w:rPr>
-          <w:lang w:val="ar_AE" w:bidi="ar_AE"/>
-        </w:rPr>
-        <w:t>إنجيل الرخاء</w:t>
-      </w:r>
-      <w:r>
-        <w:rPr>
-          <w:lang w:val="ar_AE" w:bidi="ar_AE"/>
-        </w:rPr>
-      </w:r>
-    </w:p>
-    <w:p>
-      <w:pPr>
-        <w:bidi/>
-      </w:pPr>
-      <w:r>
-        <w:rPr>
-          <w:lang w:val="ar_AE" w:bidi="ar_AE"/>
-        </w:rPr>
-      </w:r>
-      <w:r>
-        <w:rPr>
-          <w:lang w:val="ar_AE" w:bidi="ar_AE"/>
-        </w:rPr>
-        <w:t>إنه تعليم يتعارض مع الأخبار السارة عن شخص يسوع. فهو يُعلّم أن الله ينقذ الناس من جميع المشاكل والمعاناة التي على الأرض. كما إنه يُعلّم أن الله يُعطي الغني لكل من يؤمن بيسوع ويضع ثقته به. كذلك فإن إنجيل الرخاء يُنادي بأن المؤمنين بيسوع سيحصلون دائمًا على أكثر مما يحتاجون. كما يُعلّم أنهم سيتمتعون دائمًا بصحة جيدة. وأنهم سيحصلون على كل هذه الأشياء بينما هم أحياء هنا على الأرض. بينما الأخبار السارة الحقيقية عن يسوع لا تُعلّم هذه الأشياء. لكن الحقيقي هو أن يسوع يخلّص الناس من سلطان الخطية، والموت والشر. وإن هذا الخلاص يبدأ بينما الناس أحياء هنا على الأرض. لكنه سيكتمل عندما يعود يسوع ويحكم كملك في الخليقة الجديدة. إن يسوع هو المثال لتلاميذه عن كيف ينبغي أن تُعاش الحياة. فإن مثاله يعلّم المؤمنين كيف يخدمون الآخرين وكيف يواجهون المعاناة.</w:t>
       </w:r>
       <w:r>
         <w:rPr>
